--- a/notes-inbox/2026-10-11-talents.docx
+++ b/notes-inbox/2026-10-11-talents.docx
@@ -273,15 +273,15 @@
       </w:r>
       <w:r>
         <w:rPr>
+          <w:u w:val="single"/>
           <w:rFonts w:cs="Calibri"/>
           <w:b/>
           <w:bCs/>
           <w:sz w:val="28"/>
           <w:szCs w:val="28"/>
         </w:rPr>
-        <w:t>_</w:t>
-      </w:r>
-      <w:proofErr w:type="gramEnd"/>
+        <w:t xml:space="preserve">entrusted</w:t>
+      </w:r>
       <w:r>
         <w:rPr>
           <w:rFonts w:cs="Calibri"/>
@@ -290,17 +290,46 @@
           <w:sz w:val="28"/>
           <w:szCs w:val="28"/>
         </w:rPr>
-        <w:t>_______</w:t>
-      </w:r>
-      <w:r>
-        <w:rPr>
+        <w:t xml:space="preserve"> </w:t>
+      </w:r>
+    </w:p>
+    <w:p>
+      <w:pPr>
+        <w:spacing w:after="0" w:line="360" w:lineRule="auto"/>
+        <w:ind w:left="720"/>
+        <w:rPr>
+          <w:rFonts w:cs="Calibri"/>
+          <w:sz w:val="28"/>
+          <w:szCs w:val="28"/>
+        </w:rPr>
+      </w:pPr>
+      <w:r>
+        <w:rPr>
+          <w:rFonts w:cs="Calibri"/>
+          <w:sz w:val="28"/>
+          <w:szCs w:val="28"/>
+        </w:rPr>
+        <w:t xml:space="preserve">Responsibilities are based </w:t>
+      </w:r>
+      <w:proofErr w:type="gramStart"/>
+      <w:r>
+        <w:rPr>
+          <w:rFonts w:cs="Calibri"/>
+          <w:sz w:val="28"/>
+          <w:szCs w:val="28"/>
+        </w:rPr>
+        <w:t xml:space="preserve">on  </w:t>
+      </w:r>
+      <w:r>
+        <w:rPr>
+          <w:u w:val="single"/>
           <w:rFonts w:cs="Calibri"/>
           <w:b/>
           <w:bCs/>
           <w:sz w:val="28"/>
           <w:szCs w:val="28"/>
         </w:rPr>
-        <w:t>___</w:t>
+        <w:t xml:space="preserve">abilities</w:t>
       </w:r>
       <w:r>
         <w:rPr>
@@ -310,17 +339,54 @@
           <w:sz w:val="28"/>
           <w:szCs w:val="28"/>
         </w:rPr>
-        <w:t>_</w:t>
-      </w:r>
-      <w:r>
-        <w:rPr>
+        <w:t xml:space="preserve"> </w:t>
+      </w:r>
+      <w:r>
+        <w:rPr>
+          <w:rFonts w:cs="Calibri"/>
+          <w:sz w:val="28"/>
+          <w:szCs w:val="28"/>
+        </w:rPr>
+        <w:t xml:space="preserve">given by the Master. </w:t>
+      </w:r>
+    </w:p>
+    <w:p>
+      <w:pPr>
+        <w:spacing w:after="0" w:line="360" w:lineRule="auto"/>
+        <w:rPr>
+          <w:rFonts w:cs="Calibri"/>
+          <w:sz w:val="20"/>
+          <w:szCs w:val="20"/>
+        </w:rPr>
+      </w:pPr>
+    </w:p>
+    <w:p>
+      <w:pPr>
+        <w:spacing w:after="0" w:line="360" w:lineRule="auto"/>
+        <w:rPr>
+          <w:rFonts w:cs="Calibri"/>
+          <w:sz w:val="28"/>
+          <w:szCs w:val="28"/>
+        </w:rPr>
+      </w:pPr>
+      <w:r>
+        <w:rPr>
+          <w:rFonts w:cs="Calibri"/>
+          <w:sz w:val="28"/>
+          <w:szCs w:val="28"/>
+        </w:rPr>
+        <w:t xml:space="preserve">Servants must </w:t>
+      </w:r>
+      <w:r>
+        <w:rPr>
+          <w:u w:val="single"/>
           <w:rFonts w:cs="Calibri"/>
           <w:b/>
           <w:bCs/>
           <w:sz w:val="28"/>
           <w:szCs w:val="28"/>
         </w:rPr>
-        <w:t>_________</w:t>
+        <w:t xml:space="preserve">engage in the work</w:t>
       </w:r>
       <w:r>
         <w:rPr>
@@ -330,27 +396,85 @@
           <w:sz w:val="28"/>
           <w:szCs w:val="28"/>
         </w:rPr>
-        <w:t>_</w:t>
-      </w:r>
-      <w:r>
-        <w:rPr>
+        <w:t xml:space="preserve"> </w:t>
+      </w:r>
+    </w:p>
+    <w:p>
+      <w:pPr>
+        <w:spacing w:after="0" w:line="360" w:lineRule="auto"/>
+        <w:rPr>
+          <w:rFonts w:cs="Calibri"/>
+          <w:sz w:val="28"/>
+          <w:szCs w:val="28"/>
+        </w:rPr>
+      </w:pPr>
+      <w:r>
+        <w:rPr>
+          <w:rFonts w:cs="Calibri"/>
+          <w:sz w:val="28"/>
+          <w:szCs w:val="28"/>
+        </w:rPr>
+        <w:tab/>
+        <w:t xml:space="preserve">The Master </w:t>
+      </w:r>
+      <w:proofErr w:type="gramStart"/>
+      <w:r>
+        <w:rPr>
+          <w:rFonts w:cs="Calibri"/>
+          <w:sz w:val="28"/>
+          <w:szCs w:val="28"/>
+        </w:rPr>
+        <w:t xml:space="preserve">has  </w:t>
+      </w:r>
+      <w:r>
+        <w:rPr>
+          <w:u w:val="single"/>
           <w:rFonts w:cs="Calibri"/>
           <w:b/>
           <w:bCs/>
           <w:sz w:val="28"/>
           <w:szCs w:val="28"/>
         </w:rPr>
-        <w:t>_____</w:t>
-      </w:r>
-      <w:r>
-        <w:rPr>
+        <w:t xml:space="preserve">expectations</w:t>
+      </w:r>
+    </w:p>
+    <w:p>
+      <w:pPr>
+        <w:spacing w:after="0" w:line="360" w:lineRule="auto"/>
+        <w:rPr>
+          <w:rFonts w:cs="Calibri"/>
+          <w:sz w:val="20"/>
+          <w:szCs w:val="20"/>
+        </w:rPr>
+      </w:pPr>
+    </w:p>
+    <w:p>
+      <w:pPr>
+        <w:spacing w:after="0" w:line="360" w:lineRule="auto"/>
+        <w:rPr>
+          <w:rFonts w:cs="Calibri"/>
+          <w:sz w:val="28"/>
+          <w:szCs w:val="28"/>
+        </w:rPr>
+      </w:pPr>
+      <w:r>
+        <w:rPr>
+          <w:rFonts w:cs="Calibri"/>
+          <w:sz w:val="28"/>
+          <w:szCs w:val="28"/>
+        </w:rPr>
+        <w:t xml:space="preserve">Servants have </w:t>
+      </w:r>
+      <w:r>
+        <w:rPr>
+          <w:u w:val="single"/>
           <w:rFonts w:cs="Calibri"/>
           <w:b/>
           <w:bCs/>
           <w:sz w:val="28"/>
           <w:szCs w:val="28"/>
         </w:rPr>
-        <w:t>___</w:t>
+        <w:t xml:space="preserve">no excuses</w:t>
       </w:r>
       <w:r>
         <w:rPr>
@@ -366,20 +490,28 @@
     <w:p>
       <w:pPr>
         <w:spacing w:after="0" w:line="360" w:lineRule="auto"/>
-        <w:ind w:left="720"/>
-        <w:rPr>
-          <w:rFonts w:cs="Calibri"/>
-          <w:sz w:val="28"/>
-          <w:szCs w:val="28"/>
-        </w:rPr>
-      </w:pPr>
-      <w:r>
-        <w:rPr>
-          <w:rFonts w:cs="Calibri"/>
-          <w:sz w:val="28"/>
-          <w:szCs w:val="28"/>
-        </w:rPr>
-        <w:t xml:space="preserve">Responsibilities are based </w:t>
+        <w:rPr>
+          <w:rFonts w:cs="Calibri"/>
+          <w:sz w:val="28"/>
+          <w:szCs w:val="28"/>
+        </w:rPr>
+      </w:pPr>
+      <w:r>
+        <w:rPr>
+          <w:rFonts w:cs="Calibri"/>
+          <w:sz w:val="28"/>
+          <w:szCs w:val="28"/>
+        </w:rPr>
+        <w:tab/>
+        <w:t xml:space="preserve">The Master </w:t>
+      </w:r>
+      <w:r>
+        <w:rPr>
+          <w:rFonts w:cs="Calibri"/>
+          <w:sz w:val="28"/>
+          <w:szCs w:val="28"/>
+        </w:rPr>
+        <w:t xml:space="preserve">does not approve those </w:t>
       </w:r>
       <w:proofErr w:type="gramStart"/>
       <w:r>
@@ -388,28 +520,85 @@
           <w:sz w:val="28"/>
           <w:szCs w:val="28"/>
         </w:rPr>
-        <w:t xml:space="preserve">on  </w:t>
-      </w:r>
-      <w:r>
-        <w:rPr>
+        <w:t>who</w:t>
+      </w:r>
+      <w:r>
+        <w:rPr>
+          <w:rFonts w:cs="Calibri"/>
+          <w:sz w:val="28"/>
+          <w:szCs w:val="28"/>
+        </w:rPr>
+        <w:t xml:space="preserve">  </w:t>
+      </w:r>
+      <w:r>
+        <w:rPr>
+          <w:u w:val="single"/>
           <w:rFonts w:cs="Calibri"/>
           <w:b/>
           <w:bCs/>
           <w:sz w:val="28"/>
           <w:szCs w:val="28"/>
         </w:rPr>
-        <w:t>_</w:t>
-      </w:r>
-      <w:proofErr w:type="gramEnd"/>
-      <w:r>
-        <w:rPr>
+        <w:t xml:space="preserve">do nothing</w:t>
+      </w:r>
+      <w:r>
+        <w:rPr>
+          <w:rFonts w:cs="Calibri"/>
+          <w:i/>
+          <w:iCs/>
+          <w:sz w:val="28"/>
+          <w:szCs w:val="28"/>
+        </w:rPr>
+        <w:t xml:space="preserve"> </w:t>
+      </w:r>
+      <w:r>
+        <w:rPr>
+          <w:rFonts w:cs="Calibri"/>
+          <w:i/>
+          <w:iCs/>
+          <w:sz w:val="28"/>
+          <w:szCs w:val="28"/>
+        </w:rPr>
+        <w:t>Matt.5:13-16</w:t>
+      </w:r>
+    </w:p>
+    <w:p>
+      <w:pPr>
+        <w:spacing w:after="0" w:line="360" w:lineRule="auto"/>
+        <w:rPr>
+          <w:rFonts w:cs="Calibri"/>
+          <w:sz w:val="20"/>
+          <w:szCs w:val="20"/>
+        </w:rPr>
+      </w:pPr>
+    </w:p>
+    <w:p>
+      <w:pPr>
+        <w:spacing w:after="0" w:line="360" w:lineRule="auto"/>
+        <w:rPr>
+          <w:rFonts w:cs="Calibri"/>
+          <w:sz w:val="28"/>
+          <w:szCs w:val="28"/>
+        </w:rPr>
+      </w:pPr>
+      <w:r>
+        <w:rPr>
+          <w:rFonts w:cs="Calibri"/>
+          <w:sz w:val="28"/>
+          <w:szCs w:val="28"/>
+        </w:rPr>
+        <w:t xml:space="preserve">Servants </w:t>
+      </w:r>
+      <w:r>
+        <w:rPr>
+          <w:u w:val="single"/>
           <w:rFonts w:cs="Calibri"/>
           <w:b/>
           <w:bCs/>
           <w:sz w:val="28"/>
           <w:szCs w:val="28"/>
         </w:rPr>
-        <w:t>_______</w:t>
+        <w:t xml:space="preserve">enjoy rewards</w:t>
       </w:r>
       <w:r>
         <w:rPr>
@@ -419,17 +608,46 @@
           <w:sz w:val="28"/>
           <w:szCs w:val="28"/>
         </w:rPr>
-        <w:t>___</w:t>
-      </w:r>
-      <w:r>
-        <w:rPr>
+        <w:t xml:space="preserve"> </w:t>
+      </w:r>
+    </w:p>
+    <w:p>
+      <w:pPr>
+        <w:spacing w:after="120" w:line="360" w:lineRule="auto"/>
+        <w:ind w:left="720"/>
+        <w:rPr>
+          <w:rFonts w:cs="Calibri"/>
+          <w:sz w:val="28"/>
+          <w:szCs w:val="28"/>
+        </w:rPr>
+      </w:pPr>
+      <w:r>
+        <w:rPr>
+          <w:rFonts w:cs="Calibri"/>
+          <w:sz w:val="28"/>
+          <w:szCs w:val="28"/>
+        </w:rPr>
+        <w:t xml:space="preserve">The Master expects us to </w:t>
+      </w:r>
+      <w:proofErr w:type="gramStart"/>
+      <w:r>
+        <w:rPr>
+          <w:rFonts w:cs="Calibri"/>
+          <w:sz w:val="28"/>
+          <w:szCs w:val="28"/>
+        </w:rPr>
+        <w:t xml:space="preserve">be  </w:t>
+      </w:r>
+      <w:r>
+        <w:rPr>
+          <w:u w:val="single"/>
           <w:rFonts w:cs="Calibri"/>
           <w:b/>
           <w:bCs/>
           <w:sz w:val="28"/>
           <w:szCs w:val="28"/>
         </w:rPr>
-        <w:t>_</w:t>
+        <w:t xml:space="preserve">faithful</w:t>
       </w:r>
       <w:r>
         <w:rPr>
@@ -439,17 +657,26 @@
           <w:sz w:val="28"/>
           <w:szCs w:val="28"/>
         </w:rPr>
-        <w:t>____</w:t>
-      </w:r>
-      <w:r>
-        <w:rPr>
+        <w:t xml:space="preserve"> </w:t>
+      </w:r>
+      <w:r>
+        <w:rPr>
+          <w:rFonts w:cs="Calibri"/>
+          <w:sz w:val="28"/>
+          <w:szCs w:val="28"/>
+        </w:rPr>
+        <w:t xml:space="preserve">with </w:t>
+      </w:r>
+      <w:r>
+        <w:rPr>
+          <w:u w:val="single"/>
           <w:rFonts w:cs="Calibri"/>
           <w:b/>
           <w:bCs/>
           <w:sz w:val="28"/>
           <w:szCs w:val="28"/>
         </w:rPr>
-        <w:t>___</w:t>
+        <w:t xml:space="preserve">little</w:t>
       </w:r>
       <w:r>
         <w:rPr>
@@ -464,953 +691,82 @@
       <w:r>
         <w:rPr>
           <w:rFonts w:cs="Calibri"/>
-          <w:sz w:val="28"/>
-          <w:szCs w:val="28"/>
-        </w:rPr>
-        <w:t xml:space="preserve">given by the Master. </w:t>
+          <w:i/>
+          <w:iCs/>
+        </w:rPr>
+        <w:t>Acts 6</w:t>
       </w:r>
     </w:p>
     <w:p>
       <w:pPr>
-        <w:spacing w:after="0" w:line="360" w:lineRule="auto"/>
-        <w:rPr>
-          <w:rFonts w:cs="Calibri"/>
-          <w:sz w:val="20"/>
-          <w:szCs w:val="20"/>
-        </w:rPr>
-      </w:pPr>
+        <w:spacing w:after="120" w:line="360" w:lineRule="auto"/>
+        <w:ind w:left="720"/>
+        <w:rPr>
+          <w:rFonts w:cs="Calibri"/>
+          <w:b/>
+          <w:bCs/>
+          <w:sz w:val="28"/>
+          <w:szCs w:val="28"/>
+        </w:rPr>
+      </w:pPr>
+      <w:r>
+        <w:rPr>
+          <w:rFonts w:cs="Calibri"/>
+          <w:sz w:val="28"/>
+          <w:szCs w:val="28"/>
+        </w:rPr>
+        <w:t xml:space="preserve">Work to </w:t>
+      </w:r>
+      <w:r>
+        <w:rPr>
+          <w:u w:val="single"/>
+          <w:rFonts w:cs="Calibri"/>
+          <w:b/>
+          <w:bCs/>
+          <w:sz w:val="28"/>
+          <w:szCs w:val="28"/>
+        </w:rPr>
+        <w:t xml:space="preserve">enter the joy</w:t>
+      </w:r>
+      <w:r>
+        <w:rPr>
+          <w:rFonts w:cs="Calibri"/>
+          <w:b/>
+          <w:bCs/>
+          <w:sz w:val="28"/>
+          <w:szCs w:val="28"/>
+        </w:rPr>
+        <w:t xml:space="preserve"> </w:t>
+      </w:r>
     </w:p>
     <w:p>
       <w:pPr>
         <w:spacing w:after="0" w:line="360" w:lineRule="auto"/>
-        <w:rPr>
-          <w:rFonts w:cs="Calibri"/>
-          <w:sz w:val="28"/>
-          <w:szCs w:val="28"/>
-        </w:rPr>
-      </w:pPr>
-      <w:r>
-        <w:rPr>
-          <w:rFonts w:cs="Calibri"/>
-          <w:sz w:val="28"/>
-          <w:szCs w:val="28"/>
-        </w:rPr>
-        <w:t xml:space="preserve">Servants must </w:t>
-      </w:r>
-      <w:r>
-        <w:rPr>
+        <w:ind w:left="720"/>
+        <w:rPr>
+          <w:rFonts w:cs="Calibri"/>
+          <w:sz w:val="28"/>
+          <w:szCs w:val="28"/>
+        </w:rPr>
+      </w:pPr>
+      <w:r>
+        <w:rPr>
+          <w:rFonts w:cs="Calibri"/>
+          <w:sz w:val="28"/>
+          <w:szCs w:val="28"/>
+        </w:rPr>
+        <w:t xml:space="preserve">or </w:t>
+      </w:r>
+      <w:r>
+        <w:rPr>
+          <w:u w:val="single"/>
           <w:rFonts w:cs="Calibri"/>
           <w:b/>
           <w:bCs/>
           <w:sz w:val="28"/>
           <w:szCs w:val="28"/>
         </w:rPr>
-        <w:t>________</w:t>
-      </w:r>
-      <w:r>
-        <w:rPr>
-          <w:rFonts w:cs="Calibri"/>
-          <w:b/>
-          <w:bCs/>
-          <w:sz w:val="28"/>
-          <w:szCs w:val="28"/>
-        </w:rPr>
-        <w:t>___</w:t>
-      </w:r>
-      <w:r>
-        <w:rPr>
-          <w:rFonts w:cs="Calibri"/>
-          <w:b/>
-          <w:bCs/>
-          <w:sz w:val="28"/>
-          <w:szCs w:val="28"/>
-        </w:rPr>
-        <w:t>_</w:t>
-      </w:r>
-      <w:r>
-        <w:rPr>
-          <w:rFonts w:cs="Calibri"/>
-          <w:b/>
-          <w:bCs/>
-          <w:sz w:val="28"/>
-          <w:szCs w:val="28"/>
-        </w:rPr>
-        <w:t>_________</w:t>
-      </w:r>
-      <w:r>
-        <w:rPr>
-          <w:rFonts w:cs="Calibri"/>
-          <w:b/>
-          <w:bCs/>
-          <w:sz w:val="28"/>
-          <w:szCs w:val="28"/>
-        </w:rPr>
-        <w:t>_</w:t>
-      </w:r>
-      <w:r>
-        <w:rPr>
-          <w:rFonts w:cs="Calibri"/>
-          <w:b/>
-          <w:bCs/>
-          <w:sz w:val="28"/>
-          <w:szCs w:val="28"/>
-        </w:rPr>
-        <w:t>_____</w:t>
-      </w:r>
-      <w:r>
-        <w:rPr>
-          <w:rFonts w:cs="Calibri"/>
-          <w:b/>
-          <w:bCs/>
-          <w:sz w:val="28"/>
-          <w:szCs w:val="28"/>
-        </w:rPr>
-        <w:t>___</w:t>
-      </w:r>
-      <w:r>
-        <w:rPr>
-          <w:rFonts w:cs="Calibri"/>
-          <w:b/>
-          <w:bCs/>
-          <w:sz w:val="28"/>
-          <w:szCs w:val="28"/>
-        </w:rPr>
-        <w:t xml:space="preserve"> </w:t>
-      </w:r>
-    </w:p>
-    <w:p>
-      <w:pPr>
-        <w:spacing w:after="0" w:line="360" w:lineRule="auto"/>
-        <w:rPr>
-          <w:rFonts w:cs="Calibri"/>
-          <w:sz w:val="28"/>
-          <w:szCs w:val="28"/>
-        </w:rPr>
-      </w:pPr>
-      <w:r>
-        <w:rPr>
-          <w:rFonts w:cs="Calibri"/>
-          <w:sz w:val="28"/>
-          <w:szCs w:val="28"/>
-        </w:rPr>
-        <w:tab/>
-        <w:t xml:space="preserve">The Master </w:t>
-      </w:r>
-      <w:proofErr w:type="gramStart"/>
-      <w:r>
-        <w:rPr>
-          <w:rFonts w:cs="Calibri"/>
-          <w:sz w:val="28"/>
-          <w:szCs w:val="28"/>
-        </w:rPr>
-        <w:t xml:space="preserve">has  </w:t>
-      </w:r>
-      <w:r>
-        <w:rPr>
-          <w:rFonts w:cs="Calibri"/>
-          <w:b/>
-          <w:bCs/>
-          <w:sz w:val="28"/>
-          <w:szCs w:val="28"/>
-        </w:rPr>
-        <w:t>_</w:t>
-      </w:r>
-      <w:proofErr w:type="gramEnd"/>
-      <w:r>
-        <w:rPr>
-          <w:rFonts w:cs="Calibri"/>
-          <w:b/>
-          <w:bCs/>
-          <w:sz w:val="28"/>
-          <w:szCs w:val="28"/>
-        </w:rPr>
-        <w:t>_______</w:t>
-      </w:r>
-      <w:r>
-        <w:rPr>
-          <w:rFonts w:cs="Calibri"/>
-          <w:b/>
-          <w:bCs/>
-          <w:sz w:val="28"/>
-          <w:szCs w:val="28"/>
-        </w:rPr>
-        <w:t>___</w:t>
-      </w:r>
-      <w:r>
-        <w:rPr>
-          <w:rFonts w:cs="Calibri"/>
-          <w:b/>
-          <w:bCs/>
-          <w:sz w:val="28"/>
-          <w:szCs w:val="28"/>
-        </w:rPr>
-        <w:t>_</w:t>
-      </w:r>
-      <w:r>
-        <w:rPr>
-          <w:rFonts w:cs="Calibri"/>
-          <w:b/>
-          <w:bCs/>
-          <w:sz w:val="28"/>
-          <w:szCs w:val="28"/>
-        </w:rPr>
-        <w:t>_____</w:t>
-      </w:r>
-      <w:r>
-        <w:rPr>
-          <w:rFonts w:cs="Calibri"/>
-          <w:b/>
-          <w:bCs/>
-          <w:sz w:val="28"/>
-          <w:szCs w:val="28"/>
-        </w:rPr>
-        <w:t>____</w:t>
-      </w:r>
-      <w:r>
-        <w:rPr>
-          <w:rFonts w:cs="Calibri"/>
-          <w:b/>
-          <w:bCs/>
-          <w:sz w:val="28"/>
-          <w:szCs w:val="28"/>
-        </w:rPr>
-        <w:t>___</w:t>
-      </w:r>
-    </w:p>
-    <w:p>
-      <w:pPr>
-        <w:spacing w:after="0" w:line="360" w:lineRule="auto"/>
-        <w:rPr>
-          <w:rFonts w:cs="Calibri"/>
-          <w:sz w:val="20"/>
-          <w:szCs w:val="20"/>
-        </w:rPr>
-      </w:pPr>
-    </w:p>
-    <w:p>
-      <w:pPr>
-        <w:spacing w:after="0" w:line="360" w:lineRule="auto"/>
-        <w:rPr>
-          <w:rFonts w:cs="Calibri"/>
-          <w:sz w:val="28"/>
-          <w:szCs w:val="28"/>
-        </w:rPr>
-      </w:pPr>
-      <w:r>
-        <w:rPr>
-          <w:rFonts w:cs="Calibri"/>
-          <w:sz w:val="28"/>
-          <w:szCs w:val="28"/>
-        </w:rPr>
-        <w:t xml:space="preserve">Servants have </w:t>
-      </w:r>
-      <w:r>
-        <w:rPr>
-          <w:rFonts w:cs="Calibri"/>
-          <w:b/>
-          <w:bCs/>
-          <w:sz w:val="28"/>
-          <w:szCs w:val="28"/>
-        </w:rPr>
-        <w:t>________</w:t>
-      </w:r>
-      <w:r>
-        <w:rPr>
-          <w:rFonts w:cs="Calibri"/>
-          <w:b/>
-          <w:bCs/>
-          <w:sz w:val="28"/>
-          <w:szCs w:val="28"/>
-        </w:rPr>
-        <w:t>___</w:t>
-      </w:r>
-      <w:r>
-        <w:rPr>
-          <w:rFonts w:cs="Calibri"/>
-          <w:b/>
-          <w:bCs/>
-          <w:sz w:val="28"/>
-          <w:szCs w:val="28"/>
-        </w:rPr>
-        <w:t>_</w:t>
-      </w:r>
-      <w:r>
-        <w:rPr>
-          <w:rFonts w:cs="Calibri"/>
-          <w:b/>
-          <w:bCs/>
-          <w:sz w:val="28"/>
-          <w:szCs w:val="28"/>
-        </w:rPr>
-        <w:t>_________</w:t>
-      </w:r>
-      <w:r>
-        <w:rPr>
-          <w:rFonts w:cs="Calibri"/>
-          <w:b/>
-          <w:bCs/>
-          <w:sz w:val="28"/>
-          <w:szCs w:val="28"/>
-        </w:rPr>
-        <w:t>_</w:t>
-      </w:r>
-      <w:r>
-        <w:rPr>
-          <w:rFonts w:cs="Calibri"/>
-          <w:b/>
-          <w:bCs/>
-          <w:sz w:val="28"/>
-          <w:szCs w:val="28"/>
-        </w:rPr>
-        <w:t>_____</w:t>
-      </w:r>
-      <w:r>
-        <w:rPr>
-          <w:rFonts w:cs="Calibri"/>
-          <w:b/>
-          <w:bCs/>
-          <w:sz w:val="28"/>
-          <w:szCs w:val="28"/>
-        </w:rPr>
-        <w:t>___</w:t>
-      </w:r>
-      <w:r>
-        <w:rPr>
-          <w:rFonts w:cs="Calibri"/>
-          <w:b/>
-          <w:bCs/>
-          <w:sz w:val="28"/>
-          <w:szCs w:val="28"/>
-        </w:rPr>
-        <w:t xml:space="preserve"> </w:t>
-      </w:r>
-    </w:p>
-    <w:p>
-      <w:pPr>
-        <w:spacing w:after="0" w:line="360" w:lineRule="auto"/>
-        <w:rPr>
-          <w:rFonts w:cs="Calibri"/>
-          <w:sz w:val="28"/>
-          <w:szCs w:val="28"/>
-        </w:rPr>
-      </w:pPr>
-      <w:r>
-        <w:rPr>
-          <w:rFonts w:cs="Calibri"/>
-          <w:sz w:val="28"/>
-          <w:szCs w:val="28"/>
-        </w:rPr>
-        <w:tab/>
-        <w:t xml:space="preserve">The Master </w:t>
-      </w:r>
-      <w:r>
-        <w:rPr>
-          <w:rFonts w:cs="Calibri"/>
-          <w:sz w:val="28"/>
-          <w:szCs w:val="28"/>
-        </w:rPr>
-        <w:t xml:space="preserve">does not approve those </w:t>
-      </w:r>
-      <w:proofErr w:type="gramStart"/>
-      <w:r>
-        <w:rPr>
-          <w:rFonts w:cs="Calibri"/>
-          <w:sz w:val="28"/>
-          <w:szCs w:val="28"/>
-        </w:rPr>
-        <w:t>who</w:t>
-      </w:r>
-      <w:r>
-        <w:rPr>
-          <w:rFonts w:cs="Calibri"/>
-          <w:sz w:val="28"/>
-          <w:szCs w:val="28"/>
-        </w:rPr>
-        <w:t xml:space="preserve">  </w:t>
-      </w:r>
-      <w:r>
-        <w:rPr>
-          <w:rFonts w:cs="Calibri"/>
-          <w:b/>
-          <w:bCs/>
-          <w:sz w:val="28"/>
-          <w:szCs w:val="28"/>
-        </w:rPr>
-        <w:t>_</w:t>
-      </w:r>
-      <w:proofErr w:type="gramEnd"/>
-      <w:r>
-        <w:rPr>
-          <w:rFonts w:cs="Calibri"/>
-          <w:b/>
-          <w:bCs/>
-          <w:sz w:val="28"/>
-          <w:szCs w:val="28"/>
-        </w:rPr>
-        <w:tab/>
-      </w:r>
-      <w:r>
-        <w:rPr>
-          <w:rFonts w:cs="Calibri"/>
-          <w:b/>
-          <w:bCs/>
-          <w:sz w:val="28"/>
-          <w:szCs w:val="28"/>
-        </w:rPr>
-        <w:t>_______</w:t>
-      </w:r>
-      <w:r>
-        <w:rPr>
-          <w:rFonts w:cs="Calibri"/>
-          <w:b/>
-          <w:bCs/>
-          <w:sz w:val="28"/>
-          <w:szCs w:val="28"/>
-        </w:rPr>
-        <w:t>___</w:t>
-      </w:r>
-      <w:r>
-        <w:rPr>
-          <w:rFonts w:cs="Calibri"/>
-          <w:b/>
-          <w:bCs/>
-          <w:sz w:val="28"/>
-          <w:szCs w:val="28"/>
-        </w:rPr>
-        <w:t>_</w:t>
-      </w:r>
-      <w:r>
-        <w:rPr>
-          <w:rFonts w:cs="Calibri"/>
-          <w:b/>
-          <w:bCs/>
-          <w:sz w:val="28"/>
-          <w:szCs w:val="28"/>
-        </w:rPr>
-        <w:t>_________</w:t>
-      </w:r>
-      <w:r>
-        <w:rPr>
-          <w:rFonts w:cs="Calibri"/>
-          <w:b/>
-          <w:bCs/>
-          <w:sz w:val="28"/>
-          <w:szCs w:val="28"/>
-        </w:rPr>
-        <w:t>___</w:t>
-      </w:r>
-      <w:r>
-        <w:rPr>
-          <w:rFonts w:cs="Calibri"/>
-          <w:i/>
-          <w:iCs/>
-          <w:sz w:val="28"/>
-          <w:szCs w:val="28"/>
-        </w:rPr>
-        <w:t xml:space="preserve"> </w:t>
-      </w:r>
-      <w:r>
-        <w:rPr>
-          <w:rFonts w:cs="Calibri"/>
-          <w:i/>
-          <w:iCs/>
-          <w:sz w:val="28"/>
-          <w:szCs w:val="28"/>
-        </w:rPr>
-        <w:t>Matt.5:13-16</w:t>
-      </w:r>
-    </w:p>
-    <w:p>
-      <w:pPr>
-        <w:spacing w:after="0" w:line="360" w:lineRule="auto"/>
-        <w:rPr>
-          <w:rFonts w:cs="Calibri"/>
-          <w:sz w:val="20"/>
-          <w:szCs w:val="20"/>
-        </w:rPr>
-      </w:pPr>
-    </w:p>
-    <w:p>
-      <w:pPr>
-        <w:spacing w:after="0" w:line="360" w:lineRule="auto"/>
-        <w:rPr>
-          <w:rFonts w:cs="Calibri"/>
-          <w:sz w:val="28"/>
-          <w:szCs w:val="28"/>
-        </w:rPr>
-      </w:pPr>
-      <w:r>
-        <w:rPr>
-          <w:rFonts w:cs="Calibri"/>
-          <w:sz w:val="28"/>
-          <w:szCs w:val="28"/>
-        </w:rPr>
-        <w:t xml:space="preserve">Servants </w:t>
-      </w:r>
-      <w:r>
-        <w:rPr>
-          <w:rFonts w:cs="Calibri"/>
-          <w:b/>
-          <w:bCs/>
-          <w:sz w:val="28"/>
-          <w:szCs w:val="28"/>
-        </w:rPr>
-        <w:t>________</w:t>
-      </w:r>
-      <w:r>
-        <w:rPr>
-          <w:rFonts w:cs="Calibri"/>
-          <w:b/>
-          <w:bCs/>
-          <w:sz w:val="28"/>
-          <w:szCs w:val="28"/>
-        </w:rPr>
-        <w:t>___</w:t>
-      </w:r>
-      <w:r>
-        <w:rPr>
-          <w:rFonts w:cs="Calibri"/>
-          <w:b/>
-          <w:bCs/>
-          <w:sz w:val="28"/>
-          <w:szCs w:val="28"/>
-        </w:rPr>
-        <w:t>_</w:t>
-      </w:r>
-      <w:r>
-        <w:rPr>
-          <w:rFonts w:cs="Calibri"/>
-          <w:b/>
-          <w:bCs/>
-          <w:sz w:val="28"/>
-          <w:szCs w:val="28"/>
-        </w:rPr>
-        <w:t>___</w:t>
-      </w:r>
-      <w:r>
-        <w:rPr>
-          <w:rFonts w:cs="Calibri"/>
-          <w:b/>
-          <w:bCs/>
-          <w:sz w:val="28"/>
-          <w:szCs w:val="28"/>
-        </w:rPr>
-        <w:t>___</w:t>
-      </w:r>
-      <w:r>
-        <w:rPr>
-          <w:rFonts w:cs="Calibri"/>
-          <w:b/>
-          <w:bCs/>
-          <w:sz w:val="28"/>
-          <w:szCs w:val="28"/>
-        </w:rPr>
-        <w:t>______</w:t>
-      </w:r>
-      <w:r>
-        <w:rPr>
-          <w:rFonts w:cs="Calibri"/>
-          <w:b/>
-          <w:bCs/>
-          <w:sz w:val="28"/>
-          <w:szCs w:val="28"/>
-        </w:rPr>
-        <w:t>_</w:t>
-      </w:r>
-      <w:r>
-        <w:rPr>
-          <w:rFonts w:cs="Calibri"/>
-          <w:b/>
-          <w:bCs/>
-          <w:sz w:val="28"/>
-          <w:szCs w:val="28"/>
-        </w:rPr>
-        <w:t>_____</w:t>
-      </w:r>
-      <w:r>
-        <w:rPr>
-          <w:rFonts w:cs="Calibri"/>
-          <w:b/>
-          <w:bCs/>
-          <w:sz w:val="28"/>
-          <w:szCs w:val="28"/>
-        </w:rPr>
-        <w:t>___</w:t>
-      </w:r>
-      <w:r>
-        <w:rPr>
-          <w:rFonts w:cs="Calibri"/>
-          <w:b/>
-          <w:bCs/>
-          <w:sz w:val="28"/>
-          <w:szCs w:val="28"/>
-        </w:rPr>
-        <w:t xml:space="preserve"> </w:t>
-      </w:r>
-    </w:p>
-    <w:p>
-      <w:pPr>
-        <w:spacing w:after="120" w:line="360" w:lineRule="auto"/>
-        <w:ind w:left="720"/>
-        <w:rPr>
-          <w:rFonts w:cs="Calibri"/>
-          <w:sz w:val="28"/>
-          <w:szCs w:val="28"/>
-        </w:rPr>
-      </w:pPr>
-      <w:r>
-        <w:rPr>
-          <w:rFonts w:cs="Calibri"/>
-          <w:sz w:val="28"/>
-          <w:szCs w:val="28"/>
-        </w:rPr>
-        <w:t xml:space="preserve">The Master expects us to </w:t>
-      </w:r>
-      <w:proofErr w:type="gramStart"/>
-      <w:r>
-        <w:rPr>
-          <w:rFonts w:cs="Calibri"/>
-          <w:sz w:val="28"/>
-          <w:szCs w:val="28"/>
-        </w:rPr>
-        <w:t xml:space="preserve">be  </w:t>
-      </w:r>
-      <w:r>
-        <w:rPr>
-          <w:rFonts w:cs="Calibri"/>
-          <w:b/>
-          <w:bCs/>
-          <w:sz w:val="28"/>
-          <w:szCs w:val="28"/>
-        </w:rPr>
-        <w:t>_</w:t>
-      </w:r>
-      <w:proofErr w:type="gramEnd"/>
-      <w:r>
-        <w:rPr>
-          <w:rFonts w:cs="Calibri"/>
-          <w:b/>
-          <w:bCs/>
-          <w:sz w:val="28"/>
-          <w:szCs w:val="28"/>
-        </w:rPr>
-        <w:t>_______</w:t>
-      </w:r>
-      <w:r>
-        <w:rPr>
-          <w:rFonts w:cs="Calibri"/>
-          <w:b/>
-          <w:bCs/>
-          <w:sz w:val="28"/>
-          <w:szCs w:val="28"/>
-        </w:rPr>
-        <w:t>___</w:t>
-      </w:r>
-      <w:r>
-        <w:rPr>
-          <w:rFonts w:cs="Calibri"/>
-          <w:b/>
-          <w:bCs/>
-          <w:sz w:val="28"/>
-          <w:szCs w:val="28"/>
-        </w:rPr>
-        <w:t>_</w:t>
-      </w:r>
-      <w:r>
-        <w:rPr>
-          <w:rFonts w:cs="Calibri"/>
-          <w:b/>
-          <w:bCs/>
-          <w:sz w:val="28"/>
-          <w:szCs w:val="28"/>
-        </w:rPr>
-        <w:t>_____</w:t>
-      </w:r>
-      <w:r>
-        <w:rPr>
-          <w:rFonts w:cs="Calibri"/>
-          <w:b/>
-          <w:bCs/>
-          <w:sz w:val="28"/>
-          <w:szCs w:val="28"/>
-        </w:rPr>
-        <w:t>___</w:t>
-      </w:r>
-      <w:r>
-        <w:rPr>
-          <w:rFonts w:cs="Calibri"/>
-          <w:b/>
-          <w:bCs/>
-          <w:sz w:val="28"/>
-          <w:szCs w:val="28"/>
-        </w:rPr>
-        <w:t xml:space="preserve"> </w:t>
-      </w:r>
-      <w:r>
-        <w:rPr>
-          <w:rFonts w:cs="Calibri"/>
-          <w:sz w:val="28"/>
-          <w:szCs w:val="28"/>
-        </w:rPr>
-        <w:t xml:space="preserve">with </w:t>
-      </w:r>
-      <w:r>
-        <w:rPr>
-          <w:rFonts w:cs="Calibri"/>
-          <w:b/>
-          <w:bCs/>
-          <w:sz w:val="28"/>
-          <w:szCs w:val="28"/>
-        </w:rPr>
-        <w:t>________</w:t>
-      </w:r>
-      <w:r>
-        <w:rPr>
-          <w:rFonts w:cs="Calibri"/>
-          <w:b/>
-          <w:bCs/>
-          <w:sz w:val="28"/>
-          <w:szCs w:val="28"/>
-        </w:rPr>
-        <w:t>___</w:t>
-      </w:r>
-      <w:r>
-        <w:rPr>
-          <w:rFonts w:cs="Calibri"/>
-          <w:b/>
-          <w:bCs/>
-          <w:sz w:val="28"/>
-          <w:szCs w:val="28"/>
-        </w:rPr>
-        <w:t>_</w:t>
-      </w:r>
-      <w:r>
-        <w:rPr>
-          <w:rFonts w:cs="Calibri"/>
-          <w:b/>
-          <w:bCs/>
-          <w:sz w:val="28"/>
-          <w:szCs w:val="28"/>
-        </w:rPr>
-        <w:t>_____</w:t>
-      </w:r>
-      <w:r>
-        <w:rPr>
-          <w:rFonts w:cs="Calibri"/>
-          <w:b/>
-          <w:bCs/>
-          <w:sz w:val="28"/>
-          <w:szCs w:val="28"/>
-        </w:rPr>
-        <w:t>___</w:t>
-      </w:r>
-      <w:r>
-        <w:rPr>
-          <w:rFonts w:cs="Calibri"/>
-          <w:b/>
-          <w:bCs/>
-          <w:sz w:val="28"/>
-          <w:szCs w:val="28"/>
-        </w:rPr>
-        <w:t xml:space="preserve"> </w:t>
-      </w:r>
-      <w:r>
-        <w:rPr>
-          <w:rFonts w:cs="Calibri"/>
-          <w:i/>
-          <w:iCs/>
-        </w:rPr>
-        <w:t>Acts 6</w:t>
-      </w:r>
-    </w:p>
-    <w:p>
-      <w:pPr>
-        <w:spacing w:after="120" w:line="360" w:lineRule="auto"/>
-        <w:ind w:left="720"/>
-        <w:rPr>
-          <w:rFonts w:cs="Calibri"/>
-          <w:b/>
-          <w:bCs/>
-          <w:sz w:val="28"/>
-          <w:szCs w:val="28"/>
-        </w:rPr>
-      </w:pPr>
-      <w:r>
-        <w:rPr>
-          <w:rFonts w:cs="Calibri"/>
-          <w:sz w:val="28"/>
-          <w:szCs w:val="28"/>
-        </w:rPr>
-        <w:t xml:space="preserve">Work to </w:t>
-      </w:r>
-      <w:r>
-        <w:rPr>
-          <w:rFonts w:cs="Calibri"/>
-          <w:b/>
-          <w:bCs/>
-          <w:sz w:val="28"/>
-          <w:szCs w:val="28"/>
-        </w:rPr>
-        <w:t>________</w:t>
-      </w:r>
-      <w:r>
-        <w:rPr>
-          <w:rFonts w:cs="Calibri"/>
-          <w:b/>
-          <w:bCs/>
-          <w:sz w:val="28"/>
-          <w:szCs w:val="28"/>
-        </w:rPr>
-        <w:t>_</w:t>
-      </w:r>
-      <w:r>
-        <w:rPr>
-          <w:rFonts w:cs="Calibri"/>
-          <w:b/>
-          <w:bCs/>
-          <w:sz w:val="28"/>
-          <w:szCs w:val="28"/>
-        </w:rPr>
-        <w:t>________</w:t>
-      </w:r>
-      <w:r>
-        <w:rPr>
-          <w:rFonts w:cs="Calibri"/>
-          <w:b/>
-          <w:bCs/>
-          <w:sz w:val="28"/>
-          <w:szCs w:val="28"/>
-        </w:rPr>
-        <w:t>__</w:t>
-      </w:r>
-      <w:r>
-        <w:rPr>
-          <w:rFonts w:cs="Calibri"/>
-          <w:b/>
-          <w:bCs/>
-          <w:sz w:val="28"/>
-          <w:szCs w:val="28"/>
-        </w:rPr>
-        <w:t>_</w:t>
-      </w:r>
-      <w:r>
-        <w:rPr>
-          <w:rFonts w:cs="Calibri"/>
-          <w:b/>
-          <w:bCs/>
-          <w:sz w:val="28"/>
-          <w:szCs w:val="28"/>
-        </w:rPr>
-        <w:t>_____</w:t>
-      </w:r>
-      <w:r>
-        <w:rPr>
-          <w:rFonts w:cs="Calibri"/>
-          <w:b/>
-          <w:bCs/>
-          <w:sz w:val="28"/>
-          <w:szCs w:val="28"/>
-        </w:rPr>
-        <w:t>___</w:t>
-      </w:r>
-      <w:r>
-        <w:rPr>
-          <w:rFonts w:cs="Calibri"/>
-          <w:b/>
-          <w:bCs/>
-          <w:sz w:val="28"/>
-          <w:szCs w:val="28"/>
-        </w:rPr>
-        <w:t xml:space="preserve"> </w:t>
-      </w:r>
-    </w:p>
-    <w:p>
-      <w:pPr>
-        <w:spacing w:after="0" w:line="360" w:lineRule="auto"/>
-        <w:ind w:left="720"/>
-        <w:rPr>
-          <w:rFonts w:cs="Calibri"/>
-          <w:sz w:val="28"/>
-          <w:szCs w:val="28"/>
-        </w:rPr>
-      </w:pPr>
-      <w:r>
-        <w:rPr>
-          <w:rFonts w:cs="Calibri"/>
-          <w:sz w:val="28"/>
-          <w:szCs w:val="28"/>
-        </w:rPr>
-        <w:t xml:space="preserve">or </w:t>
-      </w:r>
-      <w:r>
-        <w:rPr>
-          <w:rFonts w:cs="Calibri"/>
-          <w:b/>
-          <w:bCs/>
-          <w:sz w:val="28"/>
-          <w:szCs w:val="28"/>
-        </w:rPr>
-        <w:t>________</w:t>
-      </w:r>
-      <w:r>
-        <w:rPr>
-          <w:rFonts w:cs="Calibri"/>
-          <w:b/>
-          <w:bCs/>
-          <w:sz w:val="28"/>
-          <w:szCs w:val="28"/>
-        </w:rPr>
-        <w:t>__</w:t>
-      </w:r>
-      <w:r>
-        <w:rPr>
-          <w:rFonts w:cs="Calibri"/>
-          <w:b/>
-          <w:bCs/>
-          <w:sz w:val="28"/>
-          <w:szCs w:val="28"/>
-        </w:rPr>
-        <w:t>_________</w:t>
-      </w:r>
-      <w:r>
-        <w:rPr>
-          <w:rFonts w:cs="Calibri"/>
-          <w:b/>
-          <w:bCs/>
-          <w:sz w:val="28"/>
-          <w:szCs w:val="28"/>
-        </w:rPr>
-        <w:t>_</w:t>
-      </w:r>
-      <w:r>
-        <w:rPr>
-          <w:rFonts w:cs="Calibri"/>
-          <w:b/>
-          <w:bCs/>
-          <w:sz w:val="28"/>
-          <w:szCs w:val="28"/>
-        </w:rPr>
-        <w:t>_</w:t>
-      </w:r>
-      <w:r>
-        <w:rPr>
-          <w:rFonts w:cs="Calibri"/>
-          <w:b/>
-          <w:bCs/>
-          <w:sz w:val="28"/>
-          <w:szCs w:val="28"/>
-        </w:rPr>
-        <w:t>_____</w:t>
-      </w:r>
-      <w:r>
-        <w:rPr>
-          <w:rFonts w:cs="Calibri"/>
-          <w:b/>
-          <w:bCs/>
-          <w:sz w:val="28"/>
-          <w:szCs w:val="28"/>
-        </w:rPr>
-        <w:t>___</w:t>
+        <w:t xml:space="preserve">experience punishment</w:t>
       </w:r>
     </w:p>
     <w:p>
